--- a/docs/ОРСАПР ТЗ Бокальчик.docx
+++ b/docs/ОРСАПР ТЗ Бокальчик.docx
@@ -139,14 +139,21 @@
         <w:rPr>
           <w:b/>
           <w:bCs/>
+        </w:rPr>
+        <w:t>-3</w:t>
+      </w:r>
+      <w:r>
+        <w:rPr>
+          <w:b/>
+          <w:bCs/>
           <w:lang w:val="en-US"/>
         </w:rPr>
-        <w:t>-3D</w:t>
-      </w:r>
-    </w:p>
-    <w:p>
-      <w:pPr>
-        <w:pStyle w:val="TOCHeading"/>
+        <w:t>D</w:t>
+      </w:r>
+    </w:p>
+    <w:p>
+      <w:pPr>
+        <w:pStyle w:val="a5"/>
         <w:numPr>
           <w:ilvl w:val="0"/>
           <w:numId w:val="0"/>
@@ -181,12 +188,13 @@
           <w:bCs/>
           <w:lang w:eastAsia="ru-RU"/>
         </w:rPr>
+        <w:lastRenderedPageBreak/>
         <w:t>СОДЕРЖАНИЕ</w:t>
       </w:r>
     </w:p>
     <w:p>
       <w:pPr>
-        <w:pStyle w:val="TOC1"/>
+        <w:pStyle w:val="11"/>
         <w:rPr>
           <w:rFonts w:asciiTheme="minorHAnsi" w:eastAsiaTheme="minorEastAsia" w:hAnsiTheme="minorHAnsi" w:cstheme="minorBidi"/>
           <w:noProof/>
@@ -224,7 +232,7 @@
       <w:hyperlink w:anchor="_Toc239844024" w:history="1">
         <w:r>
           <w:rPr>
-            <w:rStyle w:val="Hyperlink"/>
+            <w:rStyle w:val="a8"/>
             <w:noProof/>
             <w:lang w:val="en-US"/>
           </w:rPr>
@@ -232,7 +240,7 @@
         </w:r>
         <w:r>
           <w:rPr>
-            <w:rStyle w:val="Hyperlink"/>
+            <w:rStyle w:val="a8"/>
             <w:noProof/>
           </w:rPr>
           <w:t>ОБЩИЕ СВЕДЕНИЯ</w:t>
@@ -289,7 +297,7 @@
     </w:p>
     <w:p>
       <w:pPr>
-        <w:pStyle w:val="TOC2"/>
+        <w:pStyle w:val="21"/>
         <w:rPr>
           <w:rFonts w:asciiTheme="minorHAnsi" w:eastAsiaTheme="minorEastAsia" w:hAnsiTheme="minorHAnsi" w:cstheme="minorBidi"/>
           <w:noProof/>
@@ -303,7 +311,7 @@
       <w:hyperlink w:anchor="_Toc239844025" w:history="1">
         <w:r>
           <w:rPr>
-            <w:rStyle w:val="Hyperlink"/>
+            <w:rStyle w:val="a8"/>
             <w:noProof/>
           </w:rPr>
           <w:t>1.1 Полное наименование автоматизированной системы и её условное обозначение</w:t>
@@ -360,7 +368,7 @@
     </w:p>
     <w:p>
       <w:pPr>
-        <w:pStyle w:val="TOC2"/>
+        <w:pStyle w:val="21"/>
         <w:rPr>
           <w:rFonts w:asciiTheme="minorHAnsi" w:eastAsiaTheme="minorEastAsia" w:hAnsiTheme="minorHAnsi" w:cstheme="minorBidi"/>
           <w:noProof/>
@@ -374,7 +382,7 @@
       <w:hyperlink w:anchor="_Toc239844026" w:history="1">
         <w:r>
           <w:rPr>
-            <w:rStyle w:val="Hyperlink"/>
+            <w:rStyle w:val="a8"/>
             <w:noProof/>
           </w:rPr>
           <w:t>1.2 Наименование заказчика</w:t>
@@ -431,7 +439,7 @@
     </w:p>
     <w:p>
       <w:pPr>
-        <w:pStyle w:val="TOC2"/>
+        <w:pStyle w:val="21"/>
         <w:rPr>
           <w:rFonts w:asciiTheme="minorHAnsi" w:eastAsiaTheme="minorEastAsia" w:hAnsiTheme="minorHAnsi" w:cstheme="minorBidi"/>
           <w:noProof/>
@@ -445,7 +453,7 @@
       <w:hyperlink w:anchor="_Toc239844027" w:history="1">
         <w:r>
           <w:rPr>
-            <w:rStyle w:val="Hyperlink"/>
+            <w:rStyle w:val="a8"/>
             <w:noProof/>
           </w:rPr>
           <w:t>1.3 Перечень документов, на основании которых создаётся АС</w:t>
@@ -502,7 +510,7 @@
     </w:p>
     <w:p>
       <w:pPr>
-        <w:pStyle w:val="TOC2"/>
+        <w:pStyle w:val="21"/>
         <w:rPr>
           <w:rFonts w:asciiTheme="minorHAnsi" w:eastAsiaTheme="minorEastAsia" w:hAnsiTheme="minorHAnsi" w:cstheme="minorBidi"/>
           <w:noProof/>
@@ -516,7 +524,7 @@
       <w:hyperlink w:anchor="_Toc239844028" w:history="1">
         <w:r>
           <w:rPr>
-            <w:rStyle w:val="Hyperlink"/>
+            <w:rStyle w:val="a8"/>
             <w:noProof/>
           </w:rPr>
           <w:t>1.4 Плановые сроки начала и окончания работ по созданию АС</w:t>
@@ -573,7 +581,7 @@
     </w:p>
     <w:p>
       <w:pPr>
-        <w:pStyle w:val="TOC1"/>
+        <w:pStyle w:val="11"/>
         <w:rPr>
           <w:rFonts w:asciiTheme="minorHAnsi" w:eastAsiaTheme="minorEastAsia" w:hAnsiTheme="minorHAnsi" w:cstheme="minorBidi"/>
           <w:noProof/>
@@ -587,7 +595,7 @@
       <w:hyperlink w:anchor="_Toc239844029" w:history="1">
         <w:r>
           <w:rPr>
-            <w:rStyle w:val="Hyperlink"/>
+            <w:rStyle w:val="a8"/>
             <w:noProof/>
             <w:lang w:val="en-US"/>
           </w:rPr>
@@ -595,7 +603,7 @@
         </w:r>
         <w:r>
           <w:rPr>
-            <w:rStyle w:val="Hyperlink"/>
+            <w:rStyle w:val="a8"/>
             <w:noProof/>
           </w:rPr>
           <w:t>ЦЕЛИ И НАЗНАЧЕНИЕ СОЗДАНИЯ АВТОМАТИЗИРОВАННОЙ СИСТЕМЫ</w:t>
@@ -652,7 +660,7 @@
     </w:p>
     <w:p>
       <w:pPr>
-        <w:pStyle w:val="TOC1"/>
+        <w:pStyle w:val="11"/>
         <w:rPr>
           <w:rFonts w:asciiTheme="minorHAnsi" w:eastAsiaTheme="minorEastAsia" w:hAnsiTheme="minorHAnsi" w:cstheme="minorBidi"/>
           <w:noProof/>
@@ -666,7 +674,7 @@
       <w:hyperlink w:anchor="_Toc239844030" w:history="1">
         <w:r>
           <w:rPr>
-            <w:rStyle w:val="Hyperlink"/>
+            <w:rStyle w:val="a8"/>
             <w:noProof/>
             <w:lang w:val="en-US"/>
           </w:rPr>
@@ -674,7 +682,7 @@
         </w:r>
         <w:r>
           <w:rPr>
-            <w:rStyle w:val="Hyperlink"/>
+            <w:rStyle w:val="a8"/>
             <w:noProof/>
           </w:rPr>
           <w:t>.1 Цели создания АС</w:t>
@@ -731,7 +739,7 @@
     </w:p>
     <w:p>
       <w:pPr>
-        <w:pStyle w:val="TOC2"/>
+        <w:pStyle w:val="21"/>
         <w:rPr>
           <w:rFonts w:asciiTheme="minorHAnsi" w:eastAsiaTheme="minorEastAsia" w:hAnsiTheme="minorHAnsi" w:cstheme="minorBidi"/>
           <w:noProof/>
@@ -745,7 +753,7 @@
       <w:hyperlink w:anchor="_Toc239844031" w:history="1">
         <w:r>
           <w:rPr>
-            <w:rStyle w:val="Hyperlink"/>
+            <w:rStyle w:val="a8"/>
             <w:noProof/>
           </w:rPr>
           <w:t>2.2 Назначение АС</w:t>
@@ -802,7 +810,7 @@
     </w:p>
     <w:p>
       <w:pPr>
-        <w:pStyle w:val="TOC1"/>
+        <w:pStyle w:val="11"/>
         <w:rPr>
           <w:rFonts w:asciiTheme="minorHAnsi" w:eastAsiaTheme="minorEastAsia" w:hAnsiTheme="minorHAnsi" w:cstheme="minorBidi"/>
           <w:noProof/>
@@ -816,7 +824,7 @@
       <w:hyperlink w:anchor="_Toc239844032" w:history="1">
         <w:r>
           <w:rPr>
-            <w:rStyle w:val="Hyperlink"/>
+            <w:rStyle w:val="a8"/>
             <w:noProof/>
           </w:rPr>
           <w:t>3 ТРЕБОВАНИЯ К АВТОМАТИЗИРОВАННОЙ СИСТЕМЕ</w:t>
@@ -873,7 +881,7 @@
     </w:p>
     <w:p>
       <w:pPr>
-        <w:pStyle w:val="TOC2"/>
+        <w:pStyle w:val="21"/>
         <w:rPr>
           <w:rFonts w:asciiTheme="minorHAnsi" w:eastAsiaTheme="minorEastAsia" w:hAnsiTheme="minorHAnsi" w:cstheme="minorBidi"/>
           <w:noProof/>
@@ -887,7 +895,7 @@
       <w:hyperlink w:anchor="_Toc239844033" w:history="1">
         <w:r>
           <w:rPr>
-            <w:rStyle w:val="Hyperlink"/>
+            <w:rStyle w:val="a8"/>
             <w:noProof/>
           </w:rPr>
           <w:t>3.1 Требования к структуре АС в целом</w:t>
@@ -944,7 +952,7 @@
     </w:p>
     <w:p>
       <w:pPr>
-        <w:pStyle w:val="TOC2"/>
+        <w:pStyle w:val="21"/>
         <w:rPr>
           <w:rFonts w:asciiTheme="minorHAnsi" w:eastAsiaTheme="minorEastAsia" w:hAnsiTheme="minorHAnsi" w:cstheme="minorBidi"/>
           <w:noProof/>
@@ -958,7 +966,7 @@
       <w:hyperlink w:anchor="_Toc239844034" w:history="1">
         <w:r>
           <w:rPr>
-            <w:rStyle w:val="Hyperlink"/>
+            <w:rStyle w:val="a8"/>
             <w:noProof/>
           </w:rPr>
           <w:t>3.2 Требования к функциям (задачам), выполняемым АС</w:t>
@@ -1015,7 +1023,7 @@
     </w:p>
     <w:p>
       <w:pPr>
-        <w:pStyle w:val="TOC2"/>
+        <w:pStyle w:val="21"/>
         <w:rPr>
           <w:rFonts w:asciiTheme="minorHAnsi" w:eastAsiaTheme="minorEastAsia" w:hAnsiTheme="minorHAnsi" w:cstheme="minorBidi"/>
           <w:noProof/>
@@ -1029,7 +1037,7 @@
       <w:hyperlink w:anchor="_Toc239844035" w:history="1">
         <w:r>
           <w:rPr>
-            <w:rStyle w:val="Hyperlink"/>
+            <w:rStyle w:val="a8"/>
             <w:noProof/>
           </w:rPr>
           <w:t>3.3 Требования к видам обеспечения АС</w:t>
@@ -1086,7 +1094,7 @@
     </w:p>
     <w:p>
       <w:pPr>
-        <w:pStyle w:val="TOC2"/>
+        <w:pStyle w:val="21"/>
         <w:rPr>
           <w:rFonts w:asciiTheme="minorHAnsi" w:eastAsiaTheme="minorEastAsia" w:hAnsiTheme="minorHAnsi" w:cstheme="minorBidi"/>
           <w:noProof/>
@@ -1100,7 +1108,7 @@
       <w:hyperlink w:anchor="_Toc239844036" w:history="1">
         <w:r>
           <w:rPr>
-            <w:rStyle w:val="Hyperlink"/>
+            <w:rStyle w:val="a8"/>
             <w:noProof/>
           </w:rPr>
           <w:t>3.4 Общие технические требования к АС</w:t>
@@ -1157,7 +1165,7 @@
     </w:p>
     <w:p>
       <w:pPr>
-        <w:pStyle w:val="TOC1"/>
+        <w:pStyle w:val="11"/>
         <w:rPr>
           <w:rFonts w:asciiTheme="minorHAnsi" w:eastAsiaTheme="minorEastAsia" w:hAnsiTheme="minorHAnsi" w:cstheme="minorBidi"/>
           <w:noProof/>
@@ -1171,7 +1179,7 @@
       <w:hyperlink w:anchor="_Toc239844037" w:history="1">
         <w:r>
           <w:rPr>
-            <w:rStyle w:val="Hyperlink"/>
+            <w:rStyle w:val="a8"/>
             <w:noProof/>
           </w:rPr>
           <w:t>4 СОСТАВ И СОДЕРЖАНИЕ РАБОТ ПО СОЗДАНИЮ АВТОМАТИЗИРОВАННОЙ СИСТЕМЫ</w:t>
@@ -1228,7 +1236,7 @@
     </w:p>
     <w:p>
       <w:pPr>
-        <w:pStyle w:val="TOC1"/>
+        <w:pStyle w:val="11"/>
         <w:rPr>
           <w:rFonts w:asciiTheme="minorHAnsi" w:eastAsiaTheme="minorEastAsia" w:hAnsiTheme="minorHAnsi" w:cstheme="minorBidi"/>
           <w:noProof/>
@@ -1242,7 +1250,7 @@
       <w:hyperlink w:anchor="_Toc239844038" w:history="1">
         <w:r>
           <w:rPr>
-            <w:rStyle w:val="Hyperlink"/>
+            <w:rStyle w:val="a8"/>
             <w:noProof/>
           </w:rPr>
           <w:t>5 ПОРЯДОК РАЗРАБОТКИ АВТОМАТИЗИРОВАННОЙ СИСТЕМЫ</w:t>
@@ -1299,7 +1307,7 @@
     </w:p>
     <w:p>
       <w:pPr>
-        <w:pStyle w:val="TOC2"/>
+        <w:pStyle w:val="21"/>
         <w:rPr>
           <w:rFonts w:asciiTheme="minorHAnsi" w:eastAsiaTheme="minorEastAsia" w:hAnsiTheme="minorHAnsi" w:cstheme="minorBidi"/>
           <w:noProof/>
@@ -1313,7 +1321,7 @@
       <w:hyperlink w:anchor="_Toc239844039" w:history="1">
         <w:r>
           <w:rPr>
-            <w:rStyle w:val="Hyperlink"/>
+            <w:rStyle w:val="a8"/>
             <w:noProof/>
           </w:rPr>
           <w:t>5.1 Порядок организации разработки АС</w:t>
@@ -1370,7 +1378,7 @@
     </w:p>
     <w:p>
       <w:pPr>
-        <w:pStyle w:val="TOC2"/>
+        <w:pStyle w:val="21"/>
         <w:rPr>
           <w:rFonts w:asciiTheme="minorHAnsi" w:eastAsiaTheme="minorEastAsia" w:hAnsiTheme="minorHAnsi" w:cstheme="minorBidi"/>
           <w:noProof/>
@@ -1384,7 +1392,7 @@
       <w:hyperlink w:anchor="_Toc239844040" w:history="1">
         <w:r>
           <w:rPr>
-            <w:rStyle w:val="Hyperlink"/>
+            <w:rStyle w:val="a8"/>
             <w:noProof/>
           </w:rPr>
           <w:t>5.2 Перечень документов и исходных данных для разработки АС</w:t>
@@ -1441,7 +1449,7 @@
     </w:p>
     <w:p>
       <w:pPr>
-        <w:pStyle w:val="TOC2"/>
+        <w:pStyle w:val="21"/>
         <w:rPr>
           <w:rFonts w:asciiTheme="minorHAnsi" w:eastAsiaTheme="minorEastAsia" w:hAnsiTheme="minorHAnsi" w:cstheme="minorBidi"/>
           <w:noProof/>
@@ -1455,7 +1463,7 @@
       <w:hyperlink w:anchor="_Toc239844041" w:history="1">
         <w:r>
           <w:rPr>
-            <w:rStyle w:val="Hyperlink"/>
+            <w:rStyle w:val="a8"/>
             <w:noProof/>
           </w:rPr>
           <w:t>5.3 Перечень документов, предъявляемых по окончании соответствующих этапов работ</w:t>
@@ -1512,7 +1520,7 @@
     </w:p>
     <w:p>
       <w:pPr>
-        <w:pStyle w:val="TOC1"/>
+        <w:pStyle w:val="11"/>
         <w:rPr>
           <w:rFonts w:asciiTheme="minorHAnsi" w:eastAsiaTheme="minorEastAsia" w:hAnsiTheme="minorHAnsi" w:cstheme="minorBidi"/>
           <w:noProof/>
@@ -1526,7 +1534,7 @@
       <w:hyperlink w:anchor="_Toc239844042" w:history="1">
         <w:r>
           <w:rPr>
-            <w:rStyle w:val="Hyperlink"/>
+            <w:rStyle w:val="a8"/>
             <w:noProof/>
           </w:rPr>
           <w:t>6 ПОРЯДОК КОНТРОЛЯ И ПРИЕМКИ АС</w:t>
@@ -1583,7 +1591,7 @@
     </w:p>
     <w:p>
       <w:pPr>
-        <w:pStyle w:val="TOC2"/>
+        <w:pStyle w:val="21"/>
         <w:rPr>
           <w:rFonts w:asciiTheme="minorHAnsi" w:eastAsiaTheme="minorEastAsia" w:hAnsiTheme="minorHAnsi" w:cstheme="minorBidi"/>
           <w:noProof/>
@@ -1597,7 +1605,7 @@
       <w:hyperlink w:anchor="_Toc239844043" w:history="1">
         <w:r>
           <w:rPr>
-            <w:rStyle w:val="Hyperlink"/>
+            <w:rStyle w:val="a8"/>
             <w:noProof/>
           </w:rPr>
           <w:t>6.1 Виды, состав и методы испытаний АС и ее составных частей</w:t>
@@ -1654,7 +1662,7 @@
     </w:p>
     <w:p>
       <w:pPr>
-        <w:pStyle w:val="TOC2"/>
+        <w:pStyle w:val="21"/>
         <w:rPr>
           <w:rFonts w:asciiTheme="minorHAnsi" w:eastAsiaTheme="minorEastAsia" w:hAnsiTheme="minorHAnsi" w:cstheme="minorBidi"/>
           <w:noProof/>
@@ -1668,7 +1676,7 @@
       <w:hyperlink w:anchor="_Toc239844044" w:history="1">
         <w:r>
           <w:rPr>
-            <w:rStyle w:val="Hyperlink"/>
+            <w:rStyle w:val="a8"/>
             <w:noProof/>
           </w:rPr>
           <w:t>6.2 Общие требования к приёмке работ по стадиям</w:t>
@@ -1725,7 +1733,7 @@
     </w:p>
     <w:p>
       <w:pPr>
-        <w:pStyle w:val="TOC1"/>
+        <w:pStyle w:val="11"/>
         <w:rPr>
           <w:rFonts w:asciiTheme="minorHAnsi" w:eastAsiaTheme="minorEastAsia" w:hAnsiTheme="minorHAnsi" w:cstheme="minorBidi"/>
           <w:noProof/>
@@ -1739,7 +1747,7 @@
       <w:hyperlink w:anchor="_Toc239844045" w:history="1">
         <w:r>
           <w:rPr>
-            <w:rStyle w:val="Hyperlink"/>
+            <w:rStyle w:val="a8"/>
             <w:noProof/>
           </w:rPr>
           <w:t>7 ТРЕБОВАНИЯ К ДОКУМЕНТИРОВАНИЮ</w:t>
@@ -1796,7 +1804,7 @@
     </w:p>
     <w:p>
       <w:pPr>
-        <w:pStyle w:val="TOC2"/>
+        <w:pStyle w:val="21"/>
         <w:rPr>
           <w:rFonts w:asciiTheme="minorHAnsi" w:eastAsiaTheme="minorEastAsia" w:hAnsiTheme="minorHAnsi" w:cstheme="minorBidi"/>
           <w:noProof/>
@@ -1810,7 +1818,7 @@
       <w:hyperlink w:anchor="_Toc239844046" w:history="1">
         <w:r>
           <w:rPr>
-            <w:rStyle w:val="Hyperlink"/>
+            <w:rStyle w:val="a8"/>
             <w:noProof/>
           </w:rPr>
           <w:t>7.1 Перечень подлежащих разработке документов</w:t>
@@ -1867,7 +1875,7 @@
     </w:p>
     <w:p>
       <w:pPr>
-        <w:pStyle w:val="TOC2"/>
+        <w:pStyle w:val="21"/>
         <w:rPr>
           <w:rFonts w:asciiTheme="minorHAnsi" w:eastAsiaTheme="minorEastAsia" w:hAnsiTheme="minorHAnsi" w:cstheme="minorBidi"/>
           <w:noProof/>
@@ -1881,7 +1889,7 @@
       <w:hyperlink w:anchor="_Toc239844047" w:history="1">
         <w:r>
           <w:rPr>
-            <w:rStyle w:val="Hyperlink"/>
+            <w:rStyle w:val="a8"/>
             <w:noProof/>
           </w:rPr>
           <w:t>7.2 Вид представления и количество документов</w:t>
@@ -1938,7 +1946,7 @@
     </w:p>
     <w:p>
       <w:pPr>
-        <w:pStyle w:val="TOC2"/>
+        <w:pStyle w:val="21"/>
         <w:rPr>
           <w:rFonts w:asciiTheme="minorHAnsi" w:eastAsiaTheme="minorEastAsia" w:hAnsiTheme="minorHAnsi" w:cstheme="minorBidi"/>
           <w:noProof/>
@@ -1952,7 +1960,7 @@
       <w:hyperlink w:anchor="_Toc239844048" w:history="1">
         <w:r>
           <w:rPr>
-            <w:rStyle w:val="Hyperlink"/>
+            <w:rStyle w:val="a8"/>
             <w:noProof/>
           </w:rPr>
           <w:t>7.3 Требования по использованию ЕСКД и ЕСПД при разработке документов</w:t>
@@ -2009,7 +2017,7 @@
     </w:p>
     <w:p>
       <w:pPr>
-        <w:pStyle w:val="TOC1"/>
+        <w:pStyle w:val="11"/>
         <w:rPr>
           <w:rFonts w:asciiTheme="minorHAnsi" w:eastAsiaTheme="minorEastAsia" w:hAnsiTheme="minorHAnsi" w:cstheme="minorBidi"/>
           <w:noProof/>
@@ -2023,7 +2031,7 @@
       <w:hyperlink w:anchor="_Toc239844049" w:history="1">
         <w:r>
           <w:rPr>
-            <w:rStyle w:val="Hyperlink"/>
+            <w:rStyle w:val="a8"/>
             <w:noProof/>
           </w:rPr>
           <w:t>8 ИСТОЧНИКИ РАЗРАБОТКИ</w:t>
@@ -2295,7 +2303,7 @@
     </w:p>
     <w:p>
       <w:pPr>
-        <w:pStyle w:val="Heading1"/>
+        <w:pStyle w:val="1"/>
         <w:numPr>
           <w:ilvl w:val="0"/>
           <w:numId w:val="0"/>
@@ -2313,8 +2321,8 @@
         <w:rPr>
           <w:rFonts w:cs="Times New Roman"/>
           <w:szCs w:val="28"/>
-          <w:lang w:val="en-US"/>
-        </w:rPr>
+        </w:rPr>
+        <w:lastRenderedPageBreak/>
         <w:t xml:space="preserve">1 </w:t>
       </w:r>
       <w:r>
@@ -2329,7 +2337,7 @@
     </w:p>
     <w:p>
       <w:pPr>
-        <w:pStyle w:val="Heading2"/>
+        <w:pStyle w:val="2"/>
         <w:numPr>
           <w:ilvl w:val="0"/>
           <w:numId w:val="0"/>
@@ -2345,7 +2353,7 @@
     </w:p>
     <w:p>
       <w:pPr>
-        <w:pStyle w:val="Heading2"/>
+        <w:pStyle w:val="2"/>
         <w:numPr>
           <w:ilvl w:val="0"/>
           <w:numId w:val="0"/>
@@ -2399,7 +2407,7 @@
     </w:p>
     <w:p>
       <w:pPr>
-        <w:pStyle w:val="Heading2"/>
+        <w:pStyle w:val="2"/>
         <w:numPr>
           <w:ilvl w:val="0"/>
           <w:numId w:val="0"/>
@@ -2416,7 +2424,7 @@
     </w:p>
     <w:p>
       <w:pPr>
-        <w:pStyle w:val="Heading2"/>
+        <w:pStyle w:val="2"/>
         <w:numPr>
           <w:ilvl w:val="0"/>
           <w:numId w:val="0"/>
@@ -2457,7 +2465,15 @@
         <w:spacing w:after="0"/>
       </w:pPr>
       <w:r>
-        <w:t>Заказчиком работ является: кандидат технических наук, доцент кафедры компьютерных систем в управлении и проектировании (КСУП) Калентьев Алексей Анатольевич.</w:t>
+        <w:t xml:space="preserve">Заказчиком работ является: кандидат технических наук, доцент кафедры компьютерных систем в управлении и проектировании (КСУП) </w:t>
+      </w:r>
+      <w:proofErr w:type="spellStart"/>
+      <w:r>
+        <w:t>Калентьев</w:t>
+      </w:r>
+      <w:proofErr w:type="spellEnd"/>
+      <w:r>
+        <w:t xml:space="preserve"> Алексей Анатольевич.</w:t>
       </w:r>
     </w:p>
     <w:p>
@@ -2470,7 +2486,7 @@
     </w:p>
     <w:p>
       <w:pPr>
-        <w:pStyle w:val="Heading2"/>
+        <w:pStyle w:val="2"/>
         <w:numPr>
           <w:ilvl w:val="0"/>
           <w:numId w:val="0"/>
@@ -2486,7 +2502,7 @@
     </w:p>
     <w:p>
       <w:pPr>
-        <w:pStyle w:val="Heading2"/>
+        <w:pStyle w:val="2"/>
         <w:numPr>
           <w:ilvl w:val="0"/>
           <w:numId w:val="0"/>
@@ -2531,7 +2547,7 @@
     </w:p>
     <w:p>
       <w:pPr>
-        <w:pStyle w:val="ListParagraph"/>
+        <w:pStyle w:val="ac"/>
         <w:numPr>
           <w:ilvl w:val="0"/>
           <w:numId w:val="4"/>
@@ -2545,7 +2561,7 @@
     </w:p>
     <w:p>
       <w:pPr>
-        <w:pStyle w:val="ListParagraph"/>
+        <w:pStyle w:val="ac"/>
         <w:numPr>
           <w:ilvl w:val="0"/>
           <w:numId w:val="4"/>
@@ -2559,7 +2575,7 @@
     </w:p>
     <w:p>
       <w:pPr>
-        <w:pStyle w:val="ListParagraph"/>
+        <w:pStyle w:val="ac"/>
         <w:numPr>
           <w:ilvl w:val="0"/>
           <w:numId w:val="4"/>
@@ -2573,7 +2589,7 @@
     </w:p>
     <w:p>
       <w:pPr>
-        <w:pStyle w:val="ListParagraph"/>
+        <w:pStyle w:val="ac"/>
         <w:numPr>
           <w:ilvl w:val="0"/>
           <w:numId w:val="4"/>
@@ -2582,12 +2598,13 @@
         <w:ind w:hanging="11"/>
       </w:pPr>
       <w:r>
+        <w:lastRenderedPageBreak/>
         <w:t>ГОСТ 19.103-77 “Единая система конструкторской документации. Обозначения программ и программных документов”.</w:t>
       </w:r>
     </w:p>
     <w:p>
       <w:pPr>
-        <w:pStyle w:val="Heading2"/>
+        <w:pStyle w:val="2"/>
         <w:numPr>
           <w:ilvl w:val="0"/>
           <w:numId w:val="0"/>
@@ -2603,7 +2620,7 @@
     </w:p>
     <w:p>
       <w:pPr>
-        <w:pStyle w:val="Heading2"/>
+        <w:pStyle w:val="2"/>
         <w:numPr>
           <w:ilvl w:val="0"/>
           <w:numId w:val="0"/>
@@ -2652,9 +2669,6 @@
         <w:t xml:space="preserve"> сентября 202</w:t>
       </w:r>
       <w:r>
-        <w:rPr>
-          <w:lang w:val="en-US"/>
-        </w:rPr>
         <w:t>6</w:t>
       </w:r>
       <w:r>
@@ -2669,9 +2683,6 @@
         <w:t>Плановый срок окончания работ: не позднее 29 декабря 202</w:t>
       </w:r>
       <w:r>
-        <w:rPr>
-          <w:lang w:val="en-US"/>
-        </w:rPr>
         <w:t>6</w:t>
       </w:r>
       <w:r>
@@ -2770,7 +2781,7 @@
     </w:p>
     <w:p>
       <w:pPr>
-        <w:pStyle w:val="Heading1"/>
+        <w:pStyle w:val="1"/>
         <w:numPr>
           <w:ilvl w:val="0"/>
           <w:numId w:val="0"/>
@@ -2789,8 +2800,8 @@
           <w:rFonts w:cs="Times New Roman"/>
           <w:caps w:val="0"/>
           <w:szCs w:val="28"/>
-          <w:lang w:val="en-US"/>
-        </w:rPr>
+        </w:rPr>
+        <w:lastRenderedPageBreak/>
         <w:t xml:space="preserve">2 </w:t>
       </w:r>
       <w:r>
@@ -2807,7 +2818,7 @@
     </w:p>
     <w:p>
       <w:pPr>
-        <w:pStyle w:val="Heading1"/>
+        <w:pStyle w:val="1"/>
         <w:numPr>
           <w:ilvl w:val="0"/>
           <w:numId w:val="0"/>
@@ -2821,7 +2832,7 @@
     </w:p>
     <w:p>
       <w:pPr>
-        <w:pStyle w:val="Heading1"/>
+        <w:pStyle w:val="1"/>
         <w:numPr>
           <w:ilvl w:val="0"/>
           <w:numId w:val="0"/>
@@ -2839,7 +2850,6 @@
         <w:rPr>
           <w:rFonts w:cs="Times New Roman"/>
           <w:szCs w:val="28"/>
-          <w:lang w:val="en-US"/>
         </w:rPr>
         <w:t>2</w:t>
       </w:r>
@@ -2871,7 +2881,7 @@
     </w:p>
     <w:p>
       <w:pPr>
-        <w:pStyle w:val="Heading1"/>
+        <w:pStyle w:val="1"/>
         <w:numPr>
           <w:ilvl w:val="0"/>
           <w:numId w:val="0"/>
@@ -2908,7 +2918,7 @@
     </w:p>
     <w:p>
       <w:pPr>
-        <w:pStyle w:val="Heading2"/>
+        <w:pStyle w:val="2"/>
         <w:numPr>
           <w:ilvl w:val="0"/>
           <w:numId w:val="0"/>
@@ -3009,7 +3019,7 @@
     </w:p>
     <w:p>
       <w:pPr>
-        <w:pStyle w:val="a"/>
+        <w:pStyle w:val="a6"/>
         <w:spacing w:after="0" w:line="240" w:lineRule="auto"/>
         <w:ind w:firstLine="0"/>
       </w:pPr>
@@ -3019,38 +3029,35 @@
     </w:p>
     <w:p>
       <w:pPr>
-        <w:pStyle w:val="a"/>
+        <w:pStyle w:val="a6"/>
         <w:spacing w:after="0" w:line="240" w:lineRule="auto"/>
         <w:ind w:firstLine="0"/>
       </w:pPr>
     </w:p>
     <w:p>
       <w:pPr>
-        <w:pStyle w:val="a"/>
+        <w:pStyle w:val="a6"/>
         <w:spacing w:after="0" w:line="240" w:lineRule="auto"/>
         <w:ind w:firstLine="0"/>
       </w:pPr>
     </w:p>
     <w:p>
       <w:pPr>
-        <w:pStyle w:val="a"/>
+        <w:pStyle w:val="a6"/>
         <w:spacing w:after="0" w:line="240" w:lineRule="auto"/>
         <w:ind w:firstLine="0"/>
       </w:pPr>
     </w:p>
     <w:p>
       <w:pPr>
-        <w:pStyle w:val="a"/>
+        <w:pStyle w:val="a6"/>
         <w:spacing w:after="0" w:line="240" w:lineRule="auto"/>
         <w:ind w:firstLine="0"/>
-        <w:rPr>
-          <w:lang w:val="en-US"/>
-        </w:rPr>
-      </w:pPr>
-    </w:p>
-    <w:p>
-      <w:pPr>
-        <w:pStyle w:val="Heading1"/>
+      </w:pPr>
+    </w:p>
+    <w:p>
+      <w:pPr>
+        <w:pStyle w:val="1"/>
         <w:numPr>
           <w:ilvl w:val="0"/>
           <w:numId w:val="0"/>
@@ -3070,6 +3077,7 @@
           <w:caps w:val="0"/>
           <w:szCs w:val="28"/>
         </w:rPr>
+        <w:lastRenderedPageBreak/>
         <w:t>3 ТРЕБОВАНИЯ К АВТОМАТИЗИРОВАННОЙ СИСТЕМЕ</w:t>
       </w:r>
       <w:bookmarkEnd w:id="16"/>
@@ -3082,7 +3090,7 @@
     </w:p>
     <w:p>
       <w:pPr>
-        <w:pStyle w:val="Heading2"/>
+        <w:pStyle w:val="2"/>
         <w:numPr>
           <w:ilvl w:val="0"/>
           <w:numId w:val="0"/>
@@ -3131,9 +3139,6 @@
         <w:t>3</w:t>
       </w:r>
       <w:r>
-        <w:rPr>
-          <w:lang w:val="en-US"/>
-        </w:rPr>
         <w:t xml:space="preserve">.1.1 </w:t>
       </w:r>
       <w:r>
@@ -3151,7 +3156,7 @@
     </w:p>
     <w:p>
       <w:pPr>
-        <w:pStyle w:val="ListParagraph"/>
+        <w:pStyle w:val="ac"/>
         <w:numPr>
           <w:ilvl w:val="0"/>
           <w:numId w:val="6"/>
@@ -3174,7 +3179,7 @@
     </w:p>
     <w:p>
       <w:pPr>
-        <w:pStyle w:val="ListParagraph"/>
+        <w:pStyle w:val="ac"/>
         <w:numPr>
           <w:ilvl w:val="0"/>
           <w:numId w:val="6"/>
@@ -3209,9 +3214,6 @@
     <w:p>
       <w:pPr>
         <w:spacing w:after="0"/>
-        <w:rPr>
-          <w:lang w:val="en-US"/>
-        </w:rPr>
       </w:pPr>
       <w:r>
         <w:rPr>
@@ -3234,7 +3236,7 @@
     </w:p>
     <w:p>
       <w:pPr>
-        <w:pStyle w:val="ListParagraph"/>
+        <w:pStyle w:val="ac"/>
         <w:numPr>
           <w:ilvl w:val="0"/>
           <w:numId w:val="7"/>
@@ -3249,24 +3251,21 @@
         <w:rPr>
           <w:lang w:val="en-US"/>
         </w:rPr>
-        <w:t>D1</w:t>
+        <w:t>D</w:t>
+      </w:r>
+      <w:r>
+        <w:t>1</w:t>
       </w:r>
       <w:r>
         <w:t xml:space="preserve"> (</w:t>
       </w:r>
       <w:r>
-        <w:rPr>
-          <w:lang w:val="en-US"/>
-        </w:rPr>
         <w:t>4</w:t>
       </w:r>
       <w:r>
         <w:t xml:space="preserve">0 – </w:t>
       </w:r>
       <w:r>
-        <w:rPr>
-          <w:lang w:val="en-US"/>
-        </w:rPr>
         <w:t>6</w:t>
       </w:r>
       <w:r>
@@ -3275,7 +3274,7 @@
     </w:p>
     <w:p>
       <w:pPr>
-        <w:pStyle w:val="ListParagraph"/>
+        <w:pStyle w:val="ac"/>
         <w:numPr>
           <w:ilvl w:val="0"/>
           <w:numId w:val="7"/>
@@ -3287,10 +3286,16 @@
         <w:t>Диаметр бокала</w:t>
       </w:r>
       <w:r>
+        <w:t xml:space="preserve"> </w:t>
+      </w:r>
+      <w:r>
         <w:rPr>
           <w:lang w:val="en-US"/>
         </w:rPr>
-        <w:t xml:space="preserve"> D2</w:t>
+        <w:t>D</w:t>
+      </w:r>
+      <w:r>
+        <w:t>2</w:t>
       </w:r>
       <w:r>
         <w:t xml:space="preserve"> </w:t>
@@ -3305,25 +3310,31 @@
         <w:rPr>
           <w:lang w:val="en-US"/>
         </w:rPr>
-        <w:t xml:space="preserve">D1 </w:t>
+        <w:t>D</w:t>
+      </w:r>
+      <w:r>
+        <w:t xml:space="preserve">1 </w:t>
       </w:r>
       <w:r>
         <w:t>мм</w:t>
       </w:r>
       <w:r>
+        <w:t xml:space="preserve">, </w:t>
+      </w:r>
+      <w:r>
+        <w:t>не больше 1.4</w:t>
+      </w:r>
+      <w:r>
+        <w:t>*</w:t>
+      </w:r>
+      <w:r>
         <w:rPr>
           <w:lang w:val="en-US"/>
         </w:rPr>
-        <w:t xml:space="preserve">, </w:t>
-      </w:r>
-      <w:r>
-        <w:t>не больше 1.4</w:t>
-      </w:r>
-      <w:r>
-        <w:rPr>
-          <w:lang w:val="en-US"/>
-        </w:rPr>
-        <w:t xml:space="preserve">*D1 </w:t>
+        <w:t>D</w:t>
+      </w:r>
+      <w:r>
+        <w:t xml:space="preserve">1 </w:t>
       </w:r>
       <w:r>
         <w:t>мм)</w:t>
@@ -3334,7 +3345,7 @@
     </w:p>
     <w:p>
       <w:pPr>
-        <w:pStyle w:val="ListParagraph"/>
+        <w:pStyle w:val="ac"/>
         <w:numPr>
           <w:ilvl w:val="0"/>
           <w:numId w:val="7"/>
@@ -3375,7 +3386,7 @@
     </w:p>
     <w:p>
       <w:pPr>
-        <w:pStyle w:val="ListParagraph"/>
+        <w:pStyle w:val="ac"/>
         <w:numPr>
           <w:ilvl w:val="0"/>
           <w:numId w:val="7"/>
@@ -3390,7 +3401,10 @@
         <w:rPr>
           <w:lang w:val="en-US"/>
         </w:rPr>
-        <w:t>D4</w:t>
+        <w:t>D</w:t>
+      </w:r>
+      <w:r>
+        <w:t>4</w:t>
       </w:r>
       <w:r>
         <w:t xml:space="preserve"> (</w:t>
@@ -3402,31 +3416,34 @@
         <w:rPr>
           <w:lang w:val="en-US"/>
         </w:rPr>
-        <w:t xml:space="preserve">D1 </w:t>
+        <w:t>D</w:t>
+      </w:r>
+      <w:r>
+        <w:t xml:space="preserve">1 </w:t>
       </w:r>
       <w:r>
         <w:t>мм</w:t>
       </w:r>
       <w:r>
+        <w:t xml:space="preserve">, </w:t>
+      </w:r>
+      <w:r>
+        <w:t>не больше 1.</w:t>
+      </w:r>
+      <w:r>
+        <w:t>3</w:t>
+      </w:r>
+      <w:r>
+        <w:t>*</w:t>
+      </w:r>
+      <w:r>
         <w:rPr>
           <w:lang w:val="en-US"/>
         </w:rPr>
-        <w:t xml:space="preserve">, </w:t>
-      </w:r>
-      <w:r>
-        <w:t>не больше 1.</w:t>
-      </w:r>
-      <w:r>
-        <w:rPr>
-          <w:lang w:val="en-US"/>
-        </w:rPr>
-        <w:t>3</w:t>
-      </w:r>
-      <w:r>
-        <w:rPr>
-          <w:lang w:val="en-US"/>
-        </w:rPr>
-        <w:t xml:space="preserve">*D1 </w:t>
+        <w:t>D</w:t>
+      </w:r>
+      <w:r>
+        <w:t xml:space="preserve">1 </w:t>
       </w:r>
       <w:r>
         <w:t>мм</w:t>
@@ -3437,7 +3454,7 @@
     </w:p>
     <w:p>
       <w:pPr>
-        <w:pStyle w:val="ListParagraph"/>
+        <w:pStyle w:val="ac"/>
         <w:numPr>
           <w:ilvl w:val="0"/>
           <w:numId w:val="7"/>
@@ -3449,10 +3466,16 @@
         <w:t>Диаметр скругления ножки и подставки</w:t>
       </w:r>
       <w:r>
+        <w:t xml:space="preserve"> </w:t>
+      </w:r>
+      <w:r>
         <w:rPr>
           <w:lang w:val="en-US"/>
         </w:rPr>
-        <w:t xml:space="preserve"> D5</w:t>
+        <w:t>D</w:t>
+      </w:r>
+      <w:r>
+        <w:t>5</w:t>
       </w:r>
       <w:r>
         <w:t xml:space="preserve"> </w:t>
@@ -3461,9 +3484,6 @@
         <w:t>(</w:t>
       </w:r>
       <w:r>
-        <w:rPr>
-          <w:lang w:val="en-US"/>
-        </w:rPr>
         <w:t>7</w:t>
       </w:r>
       <w:r>
@@ -3472,7 +3492,7 @@
     </w:p>
     <w:p>
       <w:pPr>
-        <w:pStyle w:val="ListParagraph"/>
+        <w:pStyle w:val="ac"/>
         <w:numPr>
           <w:ilvl w:val="0"/>
           <w:numId w:val="7"/>
@@ -3487,7 +3507,10 @@
         <w:rPr>
           <w:lang w:val="en-US"/>
         </w:rPr>
-        <w:t xml:space="preserve">H1 </w:t>
+        <w:t>H</w:t>
+      </w:r>
+      <w:r>
+        <w:t xml:space="preserve">1 </w:t>
       </w:r>
       <w:r>
         <w:t>(</w:t>
@@ -3501,7 +3524,7 @@
     </w:p>
     <w:p>
       <w:pPr>
-        <w:pStyle w:val="ListParagraph"/>
+        <w:pStyle w:val="ac"/>
         <w:numPr>
           <w:ilvl w:val="0"/>
           <w:numId w:val="7"/>
@@ -3516,7 +3539,10 @@
         <w:rPr>
           <w:lang w:val="en-US"/>
         </w:rPr>
-        <w:t xml:space="preserve">H2 </w:t>
+        <w:t>H</w:t>
+      </w:r>
+      <w:r>
+        <w:t xml:space="preserve">2 </w:t>
       </w:r>
       <w:r>
         <w:t>(</w:t>
@@ -3530,7 +3556,7 @@
     </w:p>
     <w:p>
       <w:pPr>
-        <w:pStyle w:val="ListParagraph"/>
+        <w:pStyle w:val="ac"/>
         <w:numPr>
           <w:ilvl w:val="0"/>
           <w:numId w:val="7"/>
@@ -3569,7 +3595,13 @@
         <w:t>0 мм</w:t>
       </w:r>
       <w:r>
-        <w:t>);</w:t>
+        <w:t>)</w:t>
+      </w:r>
+      <w:r>
+        <w:rPr>
+          <w:lang w:val="en-US"/>
+        </w:rPr>
+        <w:t>.</w:t>
       </w:r>
     </w:p>
     <w:p>
@@ -3595,7 +3627,11 @@
         <w:t>D</w:t>
       </w:r>
       <w:r>
-        <w:t>. В плагине должны проходить проверки значений, вводимых пользователем. Реализуемый плагин должен обеспечивать обработку ошибочных ситуаций, возникающих в процессе работы. При нажатии на кнопку «Построить» должна проходить проверка правильности ввода данных. Если данные некорректные, то должно высветиться окно с ошибкой построения и не будут применяться введенные параметры.</w:t>
+        <w:t xml:space="preserve">. В плагине должны проходить проверки значений, вводимых пользователем. Реализуемый плагин должен обеспечивать обработку ошибочных ситуаций, возникающих в процессе работы. При нажатии на кнопку «Построить» должна проходить проверка </w:t>
+      </w:r>
+      <w:r>
+        <w:lastRenderedPageBreak/>
+        <w:t>правильности ввода данных. Если данные некорректные, то должно высветиться окно с ошибкой построения и не будут применяться введенные параметры.</w:t>
       </w:r>
     </w:p>
     <w:p>
@@ -3604,9 +3640,6 @@
         <w:t>3</w:t>
       </w:r>
       <w:r>
-        <w:rPr>
-          <w:lang w:val="en-US"/>
-        </w:rPr>
         <w:t xml:space="preserve">.1.2 </w:t>
       </w:r>
       <w:r>
@@ -3628,9 +3661,6 @@
         <w:t>3</w:t>
       </w:r>
       <w:r>
-        <w:rPr>
-          <w:lang w:val="en-US"/>
-        </w:rPr>
         <w:t xml:space="preserve">.1.3 </w:t>
       </w:r>
       <w:r>
@@ -3648,7 +3678,7 @@
     </w:p>
     <w:p>
       <w:pPr>
-        <w:pStyle w:val="ListParagraph"/>
+        <w:pStyle w:val="ac"/>
         <w:numPr>
           <w:ilvl w:val="0"/>
           <w:numId w:val="8"/>
@@ -3662,7 +3692,7 @@
     </w:p>
     <w:p>
       <w:pPr>
-        <w:pStyle w:val="ListParagraph"/>
+        <w:pStyle w:val="ac"/>
         <w:numPr>
           <w:ilvl w:val="0"/>
           <w:numId w:val="8"/>
@@ -3688,7 +3718,7 @@
     </w:p>
     <w:p>
       <w:pPr>
-        <w:pStyle w:val="ListParagraph"/>
+        <w:pStyle w:val="ac"/>
         <w:numPr>
           <w:ilvl w:val="0"/>
           <w:numId w:val="8"/>
@@ -3706,9 +3736,6 @@
         <w:t>3</w:t>
       </w:r>
       <w:r>
-        <w:rPr>
-          <w:lang w:val="en-US"/>
-        </w:rPr>
         <w:t xml:space="preserve">.1.4 </w:t>
       </w:r>
       <w:r>
@@ -3730,9 +3757,6 @@
         <w:t>3</w:t>
       </w:r>
       <w:r>
-        <w:rPr>
-          <w:lang w:val="en-US"/>
-        </w:rPr>
         <w:t xml:space="preserve">.1.5 </w:t>
       </w:r>
       <w:r>
@@ -3760,9 +3784,6 @@
         <w:t>3</w:t>
       </w:r>
       <w:r>
-        <w:rPr>
-          <w:lang w:val="en-US"/>
-        </w:rPr>
         <w:t xml:space="preserve">.1.6 </w:t>
       </w:r>
       <w:r>
@@ -3775,7 +3796,23 @@
         <w:spacing w:after="0"/>
       </w:pPr>
       <w:r>
-        <w:t xml:space="preserve">Пользовательские интерфейсы для всех подсистем, разработанных в рамках создания системы должны быть выполнены в виде desktop интерфейсов с помощью фреймворков WindowsForms, WPF или аналогичных им, позволяющих создавать пользовательские интерфейсы для ОС Windows 10 и выше. </w:t>
+        <w:t xml:space="preserve">Пользовательские интерфейсы для всех подсистем, разработанных в рамках создания системы должны быть выполнены в виде </w:t>
+      </w:r>
+      <w:proofErr w:type="spellStart"/>
+      <w:r>
+        <w:t>desktop</w:t>
+      </w:r>
+      <w:proofErr w:type="spellEnd"/>
+      <w:r>
+        <w:t xml:space="preserve"> интерфейсов с помощью фреймворков </w:t>
+      </w:r>
+      <w:proofErr w:type="spellStart"/>
+      <w:r>
+        <w:t>WindowsForms</w:t>
+      </w:r>
+      <w:proofErr w:type="spellEnd"/>
+      <w:r>
+        <w:t xml:space="preserve">, WPF или аналогичных им, позволяющих создавать пользовательские интерфейсы для ОС Windows 10 и выше. </w:t>
       </w:r>
     </w:p>
     <w:p>
@@ -3791,7 +3828,16 @@
         <w:spacing w:after="0"/>
       </w:pPr>
       <w:r>
-        <w:t>Элементы интерфейса должны отвечать рекомендациям по верстке интерфейсов desktop-приложений указанным в источнике [1].</w:t>
+        <w:lastRenderedPageBreak/>
+        <w:t xml:space="preserve">Элементы интерфейса должны отвечать рекомендациям по верстке интерфейсов </w:t>
+      </w:r>
+      <w:proofErr w:type="spellStart"/>
+      <w:r>
+        <w:t>desktop</w:t>
+      </w:r>
+      <w:proofErr w:type="spellEnd"/>
+      <w:r>
+        <w:t>-приложений указанным в источнике [1].</w:t>
       </w:r>
     </w:p>
     <w:p>
@@ -3800,9 +3846,6 @@
         <w:t>3</w:t>
       </w:r>
       <w:r>
-        <w:rPr>
-          <w:lang w:val="en-US"/>
-        </w:rPr>
         <w:t xml:space="preserve">.1.7 </w:t>
       </w:r>
       <w:r>
@@ -3824,9 +3867,6 @@
         <w:t>3</w:t>
       </w:r>
       <w:r>
-        <w:rPr>
-          <w:lang w:val="en-US"/>
-        </w:rPr>
         <w:t xml:space="preserve">.1.8 </w:t>
       </w:r>
       <w:r>
@@ -3848,9 +3888,6 @@
         <w:t>3</w:t>
       </w:r>
       <w:r>
-        <w:rPr>
-          <w:lang w:val="en-US"/>
-        </w:rPr>
         <w:t xml:space="preserve">.1.9 </w:t>
       </w:r>
       <w:r>
@@ -3963,7 +4000,7 @@
     </w:p>
     <w:p>
       <w:pPr>
-        <w:pStyle w:val="Heading2"/>
+        <w:pStyle w:val="2"/>
         <w:numPr>
           <w:ilvl w:val="0"/>
           <w:numId w:val="0"/>
@@ -4048,7 +4085,7 @@
     </w:p>
     <w:p>
       <w:pPr>
-        <w:pStyle w:val="Heading2"/>
+        <w:pStyle w:val="2"/>
         <w:numPr>
           <w:ilvl w:val="0"/>
           <w:numId w:val="0"/>
@@ -4067,6 +4104,7 @@
           <w:rFonts w:cs="Times New Roman"/>
           <w:szCs w:val="28"/>
         </w:rPr>
+        <w:lastRenderedPageBreak/>
         <w:t>3</w:t>
       </w:r>
       <w:r>
@@ -4088,7 +4126,7 @@
     </w:p>
     <w:p>
       <w:pPr>
-        <w:pStyle w:val="Heading3"/>
+        <w:pStyle w:val="3"/>
         <w:numPr>
           <w:ilvl w:val="0"/>
           <w:numId w:val="0"/>
@@ -4188,18 +4226,18 @@
         <w:t>КОМПАС-</w:t>
       </w:r>
       <w:r>
+        <w:t>3</w:t>
+      </w:r>
+      <w:r>
         <w:rPr>
           <w:lang w:val="en-US"/>
         </w:rPr>
-        <w:t>3D</w:t>
+        <w:t>D</w:t>
       </w:r>
       <w:r>
         <w:t xml:space="preserve"> 202</w:t>
       </w:r>
       <w:r>
-        <w:rPr>
-          <w:lang w:val="en-US"/>
-        </w:rPr>
         <w:t>6</w:t>
       </w:r>
       <w:r>
@@ -4214,9 +4252,6 @@
         <w:t>Помимо этого, разработанная система должна работать на ПК с ОС Windows версии 10 и старше и разрядностью х64 с NET Framework 4.</w:t>
       </w:r>
       <w:r>
-        <w:rPr>
-          <w:lang w:val="en-US"/>
-        </w:rPr>
         <w:t>7.2</w:t>
       </w:r>
       <w:r>
@@ -4241,7 +4276,7 @@
     </w:p>
     <w:p>
       <w:pPr>
-        <w:pStyle w:val="ListParagraph"/>
+        <w:pStyle w:val="ac"/>
         <w:numPr>
           <w:ilvl w:val="0"/>
           <w:numId w:val="8"/>
@@ -4255,7 +4290,7 @@
     </w:p>
     <w:p>
       <w:pPr>
-        <w:pStyle w:val="ListParagraph"/>
+        <w:pStyle w:val="ac"/>
         <w:numPr>
           <w:ilvl w:val="0"/>
           <w:numId w:val="8"/>
@@ -4269,7 +4304,7 @@
     </w:p>
     <w:p>
       <w:pPr>
-        <w:pStyle w:val="ListParagraph"/>
+        <w:pStyle w:val="ac"/>
         <w:numPr>
           <w:ilvl w:val="0"/>
           <w:numId w:val="8"/>
@@ -4283,7 +4318,7 @@
     </w:p>
     <w:p>
       <w:pPr>
-        <w:pStyle w:val="ListParagraph"/>
+        <w:pStyle w:val="ac"/>
         <w:numPr>
           <w:ilvl w:val="0"/>
           <w:numId w:val="8"/>
@@ -4319,6 +4354,7 @@
     <w:p>
       <w:bookmarkStart w:id="42" w:name="_Toc147148785"/>
       <w:r>
+        <w:lastRenderedPageBreak/>
         <w:t>3</w:t>
       </w:r>
       <w:r>
@@ -4344,7 +4380,7 @@
     </w:p>
     <w:p>
       <w:pPr>
-        <w:pStyle w:val="Heading2"/>
+        <w:pStyle w:val="2"/>
         <w:numPr>
           <w:ilvl w:val="0"/>
           <w:numId w:val="0"/>
@@ -4405,7 +4441,7 @@
     </w:p>
     <w:p>
       <w:pPr>
-        <w:pStyle w:val="Heading1"/>
+        <w:pStyle w:val="1"/>
         <w:numPr>
           <w:ilvl w:val="0"/>
           <w:numId w:val="0"/>
@@ -4424,6 +4460,7 @@
           <w:rFonts w:cs="Times New Roman"/>
           <w:szCs w:val="28"/>
         </w:rPr>
+        <w:lastRenderedPageBreak/>
         <w:t xml:space="preserve">4 </w:t>
       </w:r>
       <w:r>
@@ -4505,7 +4542,7 @@
     </w:p>
     <w:tbl>
       <w:tblPr>
-        <w:tblStyle w:val="TableGrid"/>
+        <w:tblStyle w:val="a9"/>
         <w:tblW w:w="5000" w:type="pct"/>
         <w:tblLook w:val="04A0" w:firstRow="1" w:lastRow="0" w:firstColumn="1" w:lastColumn="0" w:noHBand="0" w:noVBand="1"/>
       </w:tblPr>
@@ -4527,7 +4564,7 @@
           </w:tcPr>
           <w:p>
             <w:pPr>
-              <w:pStyle w:val="a1"/>
+              <w:pStyle w:val="aa"/>
             </w:pPr>
             <w:r>
               <w:t>Этап</w:t>
@@ -4540,7 +4577,7 @@
           </w:tcPr>
           <w:p>
             <w:pPr>
-              <w:pStyle w:val="a1"/>
+              <w:pStyle w:val="aa"/>
             </w:pPr>
             <w:r>
               <w:t>Состав работ</w:t>
@@ -4553,7 +4590,7 @@
           </w:tcPr>
           <w:p>
             <w:pPr>
-              <w:pStyle w:val="a1"/>
+              <w:pStyle w:val="aa"/>
             </w:pPr>
             <w:r>
               <w:t>Наименование документа</w:t>
@@ -4566,7 +4603,7 @@
           </w:tcPr>
           <w:p>
             <w:pPr>
-              <w:pStyle w:val="a1"/>
+              <w:pStyle w:val="aa"/>
             </w:pPr>
             <w:r>
               <w:t>Обозначение</w:t>
@@ -4579,7 +4616,7 @@
           </w:tcPr>
           <w:p>
             <w:pPr>
-              <w:pStyle w:val="a1"/>
+              <w:pStyle w:val="aa"/>
             </w:pPr>
             <w:r>
               <w:t>Разработано согласно</w:t>
@@ -4592,7 +4629,7 @@
           </w:tcPr>
           <w:p>
             <w:pPr>
-              <w:pStyle w:val="a1"/>
+              <w:pStyle w:val="aa"/>
             </w:pPr>
             <w:r>
               <w:t>Сроки выполнения</w:t>
@@ -4610,7 +4647,7 @@
           </w:tcPr>
           <w:p>
             <w:pPr>
-              <w:pStyle w:val="a1"/>
+              <w:pStyle w:val="aa"/>
             </w:pPr>
             <w:r>
               <w:t>1</w:t>
@@ -4623,7 +4660,7 @@
           </w:tcPr>
           <w:p>
             <w:pPr>
-              <w:pStyle w:val="a1"/>
+              <w:pStyle w:val="aa"/>
             </w:pPr>
             <w:r>
               <w:t>Создание технического задания</w:t>
@@ -4636,7 +4673,7 @@
           </w:tcPr>
           <w:p>
             <w:pPr>
-              <w:pStyle w:val="a1"/>
+              <w:pStyle w:val="aa"/>
             </w:pPr>
             <w:r>
               <w:t>Техническое задание</w:t>
@@ -4649,7 +4686,7 @@
           </w:tcPr>
           <w:p>
             <w:pPr>
-              <w:pStyle w:val="a1"/>
+              <w:pStyle w:val="aa"/>
               <w:jc w:val="center"/>
             </w:pPr>
             <w:r>
@@ -4663,7 +4700,7 @@
           </w:tcPr>
           <w:p>
             <w:pPr>
-              <w:pStyle w:val="a1"/>
+              <w:pStyle w:val="aa"/>
             </w:pPr>
             <w:r>
               <w:t>ГОСТ 34.602–2020</w:t>
@@ -4676,7 +4713,7 @@
           </w:tcPr>
           <w:p>
             <w:pPr>
-              <w:pStyle w:val="a1"/>
+              <w:pStyle w:val="aa"/>
             </w:pPr>
             <w:r>
               <w:t xml:space="preserve">Не позднее </w:t>
@@ -4709,7 +4746,7 @@
           </w:tcPr>
           <w:p>
             <w:pPr>
-              <w:pStyle w:val="a1"/>
+              <w:pStyle w:val="aa"/>
             </w:pPr>
             <w:r>
               <w:t>2</w:t>
@@ -4722,7 +4759,7 @@
           </w:tcPr>
           <w:p>
             <w:pPr>
-              <w:pStyle w:val="a1"/>
+              <w:pStyle w:val="aa"/>
             </w:pPr>
             <w:r>
               <w:t>Создание проекта системы</w:t>
@@ -4735,7 +4772,7 @@
           </w:tcPr>
           <w:p>
             <w:pPr>
-              <w:pStyle w:val="a1"/>
+              <w:pStyle w:val="aa"/>
             </w:pPr>
             <w:r>
               <w:t>Проект системы</w:t>
@@ -4748,7 +4785,7 @@
           </w:tcPr>
           <w:p>
             <w:pPr>
-              <w:pStyle w:val="a1"/>
+              <w:pStyle w:val="aa"/>
               <w:jc w:val="center"/>
             </w:pPr>
             <w:r>
@@ -4762,7 +4799,7 @@
           </w:tcPr>
           <w:p>
             <w:pPr>
-              <w:pStyle w:val="a1"/>
+              <w:pStyle w:val="aa"/>
             </w:pPr>
             <w:r>
               <w:t>ОС ТУСУР 01-2021</w:t>
@@ -4775,7 +4812,7 @@
           </w:tcPr>
           <w:p>
             <w:pPr>
-              <w:pStyle w:val="a1"/>
+              <w:pStyle w:val="aa"/>
             </w:pPr>
             <w:r>
               <w:t xml:space="preserve">Не позднее </w:t>
@@ -4806,7 +4843,7 @@
           </w:tcPr>
           <w:p>
             <w:pPr>
-              <w:pStyle w:val="a1"/>
+              <w:pStyle w:val="aa"/>
             </w:pPr>
             <w:r>
               <w:t>3</w:t>
@@ -4820,7 +4857,7 @@
           </w:tcPr>
           <w:p>
             <w:pPr>
-              <w:pStyle w:val="a1"/>
+              <w:pStyle w:val="aa"/>
             </w:pPr>
             <w:r>
               <w:t>Реализация плагина</w:t>
@@ -4833,7 +4870,7 @@
           </w:tcPr>
           <w:p>
             <w:pPr>
-              <w:pStyle w:val="a1"/>
+              <w:pStyle w:val="aa"/>
             </w:pPr>
             <w:r>
               <w:t>Программный код</w:t>
@@ -4847,7 +4884,7 @@
           </w:tcPr>
           <w:p>
             <w:pPr>
-              <w:pStyle w:val="a1"/>
+              <w:pStyle w:val="aa"/>
               <w:jc w:val="center"/>
             </w:pPr>
             <w:r>
@@ -4862,7 +4899,7 @@
           </w:tcPr>
           <w:p>
             <w:pPr>
-              <w:pStyle w:val="a1"/>
+              <w:pStyle w:val="aa"/>
             </w:pPr>
             <w:r>
               <w:t>RSDN Magazine #1- 2004</w:t>
@@ -4876,7 +4913,7 @@
           </w:tcPr>
           <w:p>
             <w:pPr>
-              <w:pStyle w:val="a1"/>
+              <w:pStyle w:val="aa"/>
             </w:pPr>
             <w:r>
               <w:t xml:space="preserve">Не позднее </w:t>
@@ -4907,7 +4944,7 @@
           </w:tcPr>
           <w:p>
             <w:pPr>
-              <w:pStyle w:val="a1"/>
+              <w:pStyle w:val="aa"/>
             </w:pPr>
           </w:p>
         </w:tc>
@@ -4918,7 +4955,7 @@
           </w:tcPr>
           <w:p>
             <w:pPr>
-              <w:pStyle w:val="a1"/>
+              <w:pStyle w:val="aa"/>
             </w:pPr>
           </w:p>
         </w:tc>
@@ -4928,7 +4965,7 @@
           </w:tcPr>
           <w:p>
             <w:pPr>
-              <w:pStyle w:val="a1"/>
+              <w:pStyle w:val="aa"/>
             </w:pPr>
             <w:r>
               <w:t>Документ с тремя вариантами дополнительной функциональности плагина для согласования</w:t>
@@ -4942,7 +4979,7 @@
           </w:tcPr>
           <w:p>
             <w:pPr>
-              <w:pStyle w:val="a1"/>
+              <w:pStyle w:val="aa"/>
               <w:jc w:val="center"/>
             </w:pPr>
           </w:p>
@@ -4954,7 +4991,7 @@
           </w:tcPr>
           <w:p>
             <w:pPr>
-              <w:pStyle w:val="a1"/>
+              <w:pStyle w:val="aa"/>
             </w:pPr>
           </w:p>
         </w:tc>
@@ -4965,7 +5002,7 @@
           </w:tcPr>
           <w:p>
             <w:pPr>
-              <w:pStyle w:val="a1"/>
+              <w:pStyle w:val="aa"/>
             </w:pPr>
           </w:p>
         </w:tc>
@@ -4981,7 +5018,7 @@
           </w:tcPr>
           <w:p>
             <w:pPr>
-              <w:pStyle w:val="a1"/>
+              <w:pStyle w:val="aa"/>
             </w:pPr>
           </w:p>
         </w:tc>
@@ -4992,7 +5029,7 @@
           </w:tcPr>
           <w:p>
             <w:pPr>
-              <w:pStyle w:val="a1"/>
+              <w:pStyle w:val="aa"/>
             </w:pPr>
           </w:p>
         </w:tc>
@@ -5002,7 +5039,7 @@
           </w:tcPr>
           <w:p>
             <w:pPr>
-              <w:pStyle w:val="a1"/>
+              <w:pStyle w:val="aa"/>
             </w:pPr>
             <w:r>
               <w:t>Модульные тесты</w:t>
@@ -5016,7 +5053,7 @@
           </w:tcPr>
           <w:p>
             <w:pPr>
-              <w:pStyle w:val="a1"/>
+              <w:pStyle w:val="aa"/>
               <w:jc w:val="center"/>
             </w:pPr>
           </w:p>
@@ -5028,7 +5065,7 @@
           </w:tcPr>
           <w:p>
             <w:pPr>
-              <w:pStyle w:val="a1"/>
+              <w:pStyle w:val="aa"/>
             </w:pPr>
           </w:p>
         </w:tc>
@@ -5039,7 +5076,7 @@
           </w:tcPr>
           <w:p>
             <w:pPr>
-              <w:pStyle w:val="a1"/>
+              <w:pStyle w:val="aa"/>
             </w:pPr>
           </w:p>
         </w:tc>
@@ -5055,7 +5092,7 @@
           </w:tcPr>
           <w:p>
             <w:pPr>
-              <w:pStyle w:val="a1"/>
+              <w:pStyle w:val="aa"/>
             </w:pPr>
             <w:r>
               <w:t>4</w:t>
@@ -5069,7 +5106,7 @@
           </w:tcPr>
           <w:p>
             <w:pPr>
-              <w:pStyle w:val="a1"/>
+              <w:pStyle w:val="aa"/>
             </w:pPr>
             <w:r>
               <w:t xml:space="preserve">1. </w:t>
@@ -5091,7 +5128,7 @@
           </w:tcPr>
           <w:p>
             <w:pPr>
-              <w:pStyle w:val="a1"/>
+              <w:pStyle w:val="aa"/>
             </w:pPr>
             <w:r>
               <w:t>Программный код</w:t>
@@ -5105,7 +5142,7 @@
           </w:tcPr>
           <w:p>
             <w:pPr>
-              <w:pStyle w:val="a1"/>
+              <w:pStyle w:val="aa"/>
               <w:jc w:val="center"/>
             </w:pPr>
             <w:r>
@@ -5120,7 +5157,7 @@
           </w:tcPr>
           <w:p>
             <w:pPr>
-              <w:pStyle w:val="a1"/>
+              <w:pStyle w:val="aa"/>
             </w:pPr>
             <w:r>
               <w:t xml:space="preserve">1. </w:t>
@@ -5131,7 +5168,7 @@
           </w:p>
           <w:p>
             <w:pPr>
-              <w:pStyle w:val="a1"/>
+              <w:pStyle w:val="aa"/>
             </w:pPr>
             <w:r>
               <w:t xml:space="preserve">2. </w:t>
@@ -5148,7 +5185,7 @@
           </w:tcPr>
           <w:p>
             <w:pPr>
-              <w:pStyle w:val="a1"/>
+              <w:pStyle w:val="aa"/>
             </w:pPr>
             <w:r>
               <w:t>Не позднее 29 декабря 202</w:t>
@@ -5333,7 +5370,7 @@
     </w:p>
     <w:p>
       <w:pPr>
-        <w:pStyle w:val="Heading1"/>
+        <w:pStyle w:val="1"/>
         <w:numPr>
           <w:ilvl w:val="0"/>
           <w:numId w:val="0"/>
@@ -5352,6 +5389,7 @@
           <w:rFonts w:cs="Times New Roman"/>
           <w:szCs w:val="28"/>
         </w:rPr>
+        <w:lastRenderedPageBreak/>
         <w:t xml:space="preserve">5 </w:t>
       </w:r>
       <w:r>
@@ -5366,7 +5404,7 @@
     </w:p>
     <w:p>
       <w:pPr>
-        <w:pStyle w:val="Heading2"/>
+        <w:pStyle w:val="2"/>
         <w:numPr>
           <w:ilvl w:val="0"/>
           <w:numId w:val="0"/>
@@ -5382,7 +5420,7 @@
     </w:p>
     <w:p>
       <w:pPr>
-        <w:pStyle w:val="Heading2"/>
+        <w:pStyle w:val="2"/>
         <w:numPr>
           <w:ilvl w:val="0"/>
           <w:numId w:val="0"/>
@@ -5432,7 +5470,7 @@
     </w:p>
     <w:p>
       <w:pPr>
-        <w:pStyle w:val="Heading2"/>
+        <w:pStyle w:val="2"/>
         <w:numPr>
           <w:ilvl w:val="0"/>
           <w:numId w:val="0"/>
@@ -5502,7 +5540,7 @@
     </w:p>
     <w:p>
       <w:pPr>
-        <w:pStyle w:val="ListParagraph"/>
+        <w:pStyle w:val="ac"/>
         <w:numPr>
           <w:ilvl w:val="0"/>
           <w:numId w:val="11"/>
@@ -5522,7 +5560,7 @@
     </w:p>
     <w:p>
       <w:pPr>
-        <w:pStyle w:val="Heading2"/>
+        <w:pStyle w:val="2"/>
         <w:numPr>
           <w:ilvl w:val="0"/>
           <w:numId w:val="0"/>
@@ -5538,7 +5576,7 @@
     </w:p>
     <w:p>
       <w:pPr>
-        <w:pStyle w:val="Heading2"/>
+        <w:pStyle w:val="2"/>
         <w:numPr>
           <w:ilvl w:val="0"/>
           <w:numId w:val="0"/>
@@ -5583,7 +5621,7 @@
     </w:p>
     <w:p>
       <w:pPr>
-        <w:pStyle w:val="ListParagraph"/>
+        <w:pStyle w:val="ac"/>
         <w:numPr>
           <w:ilvl w:val="0"/>
           <w:numId w:val="11"/>
@@ -5597,7 +5635,7 @@
     </w:p>
     <w:p>
       <w:pPr>
-        <w:pStyle w:val="ListParagraph"/>
+        <w:pStyle w:val="ac"/>
         <w:numPr>
           <w:ilvl w:val="0"/>
           <w:numId w:val="11"/>
@@ -5611,7 +5649,7 @@
     </w:p>
     <w:p>
       <w:pPr>
-        <w:pStyle w:val="ListParagraph"/>
+        <w:pStyle w:val="ac"/>
         <w:numPr>
           <w:ilvl w:val="0"/>
           <w:numId w:val="11"/>
@@ -5625,7 +5663,7 @@
     </w:p>
     <w:p>
       <w:pPr>
-        <w:pStyle w:val="ListParagraph"/>
+        <w:pStyle w:val="ac"/>
         <w:numPr>
           <w:ilvl w:val="0"/>
           <w:numId w:val="11"/>
@@ -5669,7 +5707,7 @@
     </w:p>
     <w:p>
       <w:pPr>
-        <w:pStyle w:val="Heading1"/>
+        <w:pStyle w:val="1"/>
         <w:numPr>
           <w:ilvl w:val="0"/>
           <w:numId w:val="0"/>
@@ -5688,6 +5726,7 @@
           <w:rFonts w:cs="Times New Roman"/>
           <w:szCs w:val="28"/>
         </w:rPr>
+        <w:lastRenderedPageBreak/>
         <w:t xml:space="preserve">6 </w:t>
       </w:r>
       <w:r>
@@ -5714,7 +5753,7 @@
     </w:p>
     <w:p>
       <w:pPr>
-        <w:pStyle w:val="Heading2"/>
+        <w:pStyle w:val="2"/>
         <w:numPr>
           <w:ilvl w:val="0"/>
           <w:numId w:val="0"/>
@@ -5774,7 +5813,7 @@
     </w:p>
     <w:p>
       <w:pPr>
-        <w:pStyle w:val="ListParagraph"/>
+        <w:pStyle w:val="ac"/>
         <w:numPr>
           <w:ilvl w:val="0"/>
           <w:numId w:val="13"/>
@@ -5788,7 +5827,7 @@
     </w:p>
     <w:p>
       <w:pPr>
-        <w:pStyle w:val="ListParagraph"/>
+        <w:pStyle w:val="ac"/>
         <w:numPr>
           <w:ilvl w:val="0"/>
           <w:numId w:val="13"/>
@@ -5802,7 +5841,7 @@
     </w:p>
     <w:p>
       <w:pPr>
-        <w:pStyle w:val="ListParagraph"/>
+        <w:pStyle w:val="ac"/>
         <w:numPr>
           <w:ilvl w:val="0"/>
           <w:numId w:val="13"/>
@@ -5824,7 +5863,7 @@
     </w:p>
     <w:p>
       <w:pPr>
-        <w:pStyle w:val="ListParagraph"/>
+        <w:pStyle w:val="ac"/>
         <w:numPr>
           <w:ilvl w:val="0"/>
           <w:numId w:val="14"/>
@@ -5838,7 +5877,7 @@
     </w:p>
     <w:p>
       <w:pPr>
-        <w:pStyle w:val="ListParagraph"/>
+        <w:pStyle w:val="ac"/>
         <w:numPr>
           <w:ilvl w:val="0"/>
           <w:numId w:val="14"/>
@@ -5852,7 +5891,7 @@
     </w:p>
     <w:p>
       <w:pPr>
-        <w:pStyle w:val="ListParagraph"/>
+        <w:pStyle w:val="ac"/>
         <w:numPr>
           <w:ilvl w:val="0"/>
           <w:numId w:val="14"/>
@@ -5887,7 +5926,7 @@
     </w:p>
     <w:p>
       <w:pPr>
-        <w:pStyle w:val="Heading2"/>
+        <w:pStyle w:val="2"/>
         <w:numPr>
           <w:ilvl w:val="0"/>
           <w:numId w:val="0"/>
@@ -5957,7 +5996,7 @@
     </w:p>
     <w:p>
       <w:pPr>
-        <w:pStyle w:val="Heading1"/>
+        <w:pStyle w:val="1"/>
         <w:numPr>
           <w:ilvl w:val="0"/>
           <w:numId w:val="0"/>
@@ -5976,6 +6015,7 @@
           <w:rFonts w:cs="Times New Roman"/>
           <w:szCs w:val="28"/>
         </w:rPr>
+        <w:lastRenderedPageBreak/>
         <w:t xml:space="preserve">7 </w:t>
       </w:r>
       <w:r>
@@ -6008,7 +6048,7 @@
     </w:p>
     <w:p>
       <w:pPr>
-        <w:pStyle w:val="Heading2"/>
+        <w:pStyle w:val="2"/>
         <w:numPr>
           <w:ilvl w:val="0"/>
           <w:numId w:val="0"/>
@@ -6059,7 +6099,7 @@
     </w:p>
     <w:p>
       <w:pPr>
-        <w:pStyle w:val="Heading2"/>
+        <w:pStyle w:val="2"/>
         <w:numPr>
           <w:ilvl w:val="0"/>
           <w:numId w:val="0"/>
@@ -6100,12 +6140,28 @@
         <w:spacing w:after="0"/>
       </w:pPr>
       <w:r>
-        <w:t xml:space="preserve">Нижеперечисленные документы к АС предоставляются в электронном виде в форматах .docx и .pdf по одному экземпляру каждый: </w:t>
-      </w:r>
-    </w:p>
-    <w:p>
-      <w:pPr>
-        <w:pStyle w:val="ListParagraph"/>
+        <w:t>Нижеперечисленные документы к АС предоставляются в электронном виде в форматах .</w:t>
+      </w:r>
+      <w:proofErr w:type="spellStart"/>
+      <w:r>
+        <w:t>docx</w:t>
+      </w:r>
+      <w:proofErr w:type="spellEnd"/>
+      <w:r>
+        <w:t xml:space="preserve"> и .</w:t>
+      </w:r>
+      <w:proofErr w:type="spellStart"/>
+      <w:r>
+        <w:t>pdf</w:t>
+      </w:r>
+      <w:proofErr w:type="spellEnd"/>
+      <w:r>
+        <w:t xml:space="preserve"> по одному экземпляру каждый: </w:t>
+      </w:r>
+    </w:p>
+    <w:p>
+      <w:pPr>
+        <w:pStyle w:val="ac"/>
         <w:numPr>
           <w:ilvl w:val="0"/>
           <w:numId w:val="15"/>
@@ -6119,7 +6175,7 @@
     </w:p>
     <w:p>
       <w:pPr>
-        <w:pStyle w:val="ListParagraph"/>
+        <w:pStyle w:val="ac"/>
         <w:numPr>
           <w:ilvl w:val="0"/>
           <w:numId w:val="15"/>
@@ -6133,7 +6189,7 @@
     </w:p>
     <w:p>
       <w:pPr>
-        <w:pStyle w:val="ListParagraph"/>
+        <w:pStyle w:val="ac"/>
         <w:numPr>
           <w:ilvl w:val="0"/>
           <w:numId w:val="15"/>
@@ -6147,7 +6203,7 @@
     </w:p>
     <w:p>
       <w:pPr>
-        <w:pStyle w:val="ListParagraph"/>
+        <w:pStyle w:val="ac"/>
         <w:numPr>
           <w:ilvl w:val="0"/>
           <w:numId w:val="15"/>
@@ -6169,7 +6225,7 @@
     </w:p>
     <w:p>
       <w:pPr>
-        <w:pStyle w:val="Heading2"/>
+        <w:pStyle w:val="2"/>
         <w:numPr>
           <w:ilvl w:val="0"/>
           <w:numId w:val="0"/>
@@ -6223,7 +6279,7 @@
     </w:p>
     <w:p>
       <w:pPr>
-        <w:pStyle w:val="ListParagraph"/>
+        <w:pStyle w:val="ac"/>
         <w:numPr>
           <w:ilvl w:val="0"/>
           <w:numId w:val="16"/>
@@ -6237,7 +6293,7 @@
     </w:p>
     <w:p>
       <w:pPr>
-        <w:pStyle w:val="ListParagraph"/>
+        <w:pStyle w:val="ac"/>
         <w:numPr>
           <w:ilvl w:val="0"/>
           <w:numId w:val="16"/>
@@ -6246,12 +6302,21 @@
         <w:ind w:left="0" w:firstLine="709"/>
       </w:pPr>
       <w:r>
-        <w:t xml:space="preserve">шрифт – Times New Roman 14; </w:t>
-      </w:r>
-    </w:p>
-    <w:p>
-      <w:pPr>
-        <w:pStyle w:val="ListParagraph"/>
+        <w:lastRenderedPageBreak/>
+        <w:t xml:space="preserve">шрифт – Times New </w:t>
+      </w:r>
+      <w:proofErr w:type="spellStart"/>
+      <w:r>
+        <w:t>Roman</w:t>
+      </w:r>
+      <w:proofErr w:type="spellEnd"/>
+      <w:r>
+        <w:t xml:space="preserve"> 14; </w:t>
+      </w:r>
+    </w:p>
+    <w:p>
+      <w:pPr>
+        <w:pStyle w:val="ac"/>
         <w:numPr>
           <w:ilvl w:val="0"/>
           <w:numId w:val="16"/>
@@ -6265,7 +6330,7 @@
     </w:p>
     <w:p>
       <w:pPr>
-        <w:pStyle w:val="ListParagraph"/>
+        <w:pStyle w:val="ac"/>
         <w:numPr>
           <w:ilvl w:val="0"/>
           <w:numId w:val="16"/>
@@ -6279,7 +6344,7 @@
     </w:p>
     <w:p>
       <w:pPr>
-        <w:pStyle w:val="ListParagraph"/>
+        <w:pStyle w:val="ac"/>
         <w:numPr>
           <w:ilvl w:val="0"/>
           <w:numId w:val="16"/>
@@ -6293,7 +6358,7 @@
     </w:p>
     <w:p>
       <w:pPr>
-        <w:pStyle w:val="ListParagraph"/>
+        <w:pStyle w:val="ac"/>
         <w:numPr>
           <w:ilvl w:val="0"/>
           <w:numId w:val="16"/>
@@ -6313,7 +6378,7 @@
     </w:p>
     <w:p>
       <w:pPr>
-        <w:pStyle w:val="ListParagraph"/>
+        <w:pStyle w:val="ac"/>
         <w:numPr>
           <w:ilvl w:val="0"/>
           <w:numId w:val="16"/>
@@ -6447,7 +6512,7 @@
     </w:p>
     <w:p>
       <w:pPr>
-        <w:pStyle w:val="Heading1"/>
+        <w:pStyle w:val="1"/>
         <w:numPr>
           <w:ilvl w:val="0"/>
           <w:numId w:val="0"/>
@@ -6466,6 +6531,7 @@
           <w:rFonts w:cs="Times New Roman"/>
           <w:szCs w:val="28"/>
         </w:rPr>
+        <w:lastRenderedPageBreak/>
         <w:t xml:space="preserve">8 </w:t>
       </w:r>
       <w:r>
@@ -6493,7 +6559,7 @@
     </w:p>
     <w:p>
       <w:pPr>
-        <w:pStyle w:val="ListParagraph"/>
+        <w:pStyle w:val="ac"/>
         <w:numPr>
           <w:ilvl w:val="0"/>
           <w:numId w:val="12"/>
@@ -6502,12 +6568,28 @@
         <w:ind w:left="0" w:firstLine="709"/>
       </w:pPr>
       <w:r>
-        <w:t xml:space="preserve">Новые технологии в программировании: учебное пособие / А. А. Калентьев, Д. В. Гарайс, А. Е. Горяинов — Томск: Эль Контент, 2014. — 176 с. </w:t>
-      </w:r>
-    </w:p>
-    <w:p>
-      <w:pPr>
-        <w:pStyle w:val="ListParagraph"/>
+        <w:t xml:space="preserve">Новые технологии в программировании: учебное пособие / А. А. </w:t>
+      </w:r>
+      <w:proofErr w:type="spellStart"/>
+      <w:r>
+        <w:t>Калентьев</w:t>
+      </w:r>
+      <w:proofErr w:type="spellEnd"/>
+      <w:r>
+        <w:t xml:space="preserve">, Д. В. </w:t>
+      </w:r>
+      <w:proofErr w:type="spellStart"/>
+      <w:r>
+        <w:t>Гарайс</w:t>
+      </w:r>
+      <w:proofErr w:type="spellEnd"/>
+      <w:r>
+        <w:t xml:space="preserve">, А. Е. Горяинов — Томск: Эль Контент, 2014. — 176 с. </w:t>
+      </w:r>
+    </w:p>
+    <w:p>
+      <w:pPr>
+        <w:pStyle w:val="ac"/>
         <w:numPr>
           <w:ilvl w:val="0"/>
           <w:numId w:val="12"/>
@@ -6521,7 +6603,7 @@
     </w:p>
     <w:p>
       <w:pPr>
-        <w:pStyle w:val="ListParagraph"/>
+        <w:pStyle w:val="ac"/>
         <w:numPr>
           <w:ilvl w:val="0"/>
           <w:numId w:val="12"/>
@@ -6535,7 +6617,7 @@
     </w:p>
     <w:p>
       <w:pPr>
-        <w:pStyle w:val="ListParagraph"/>
+        <w:pStyle w:val="ac"/>
         <w:numPr>
           <w:ilvl w:val="0"/>
           <w:numId w:val="12"/>
@@ -6549,7 +6631,7 @@
     </w:p>
     <w:p>
       <w:pPr>
-        <w:pStyle w:val="ListParagraph"/>
+        <w:pStyle w:val="ac"/>
         <w:numPr>
           <w:ilvl w:val="0"/>
           <w:numId w:val="12"/>
@@ -6563,7 +6645,7 @@
     </w:p>
     <w:p>
       <w:pPr>
-        <w:pStyle w:val="ListParagraph"/>
+        <w:pStyle w:val="ac"/>
         <w:numPr>
           <w:ilvl w:val="0"/>
           <w:numId w:val="12"/>
@@ -6577,7 +6659,7 @@
     </w:p>
     <w:p>
       <w:pPr>
-        <w:pStyle w:val="ListParagraph"/>
+        <w:pStyle w:val="ac"/>
         <w:numPr>
           <w:ilvl w:val="0"/>
           <w:numId w:val="12"/>
@@ -6586,12 +6668,20 @@
         <w:ind w:left="0" w:firstLine="709"/>
       </w:pPr>
       <w:r>
-        <w:t>Введение в UML от создателей языка [Текст]: руководство пользователя / Г. Буч, Д. Рамбо, И. Якобсон. - 2-е изд. - М.: ДМК Пресс, 2012. - 494 с.: ил. - (Классика программирования). - Предм. указ.: с. 483-493. - ISBN 978-5-94074-644-7;</w:t>
-      </w:r>
-    </w:p>
-    <w:p>
-      <w:pPr>
-        <w:pStyle w:val="ListParagraph"/>
+        <w:t xml:space="preserve">Введение в UML от создателей языка [Текст]: руководство пользователя / Г. Буч, Д. Рамбо, И. Якобсон. - 2-е изд. - М.: ДМК Пресс, 2012. - 494 с.: ил. - (Классика программирования). - </w:t>
+      </w:r>
+      <w:proofErr w:type="spellStart"/>
+      <w:r>
+        <w:t>Предм</w:t>
+      </w:r>
+      <w:proofErr w:type="spellEnd"/>
+      <w:r>
+        <w:t>. указ.: с. 483-493. - ISBN 978-5-94074-644-7;</w:t>
+      </w:r>
+    </w:p>
+    <w:p>
+      <w:pPr>
+        <w:pStyle w:val="ac"/>
         <w:numPr>
           <w:ilvl w:val="0"/>
           <w:numId w:val="12"/>
@@ -6600,7 +6690,15 @@
         <w:ind w:left="0" w:firstLine="709"/>
       </w:pPr>
       <w:r>
-        <w:t>Ли. К. Основы САПР (CAD/CAM/CAE). – Спб.: «Питер», 2004. – 560с.</w:t>
+        <w:t xml:space="preserve">Ли. К. Основы САПР (CAD/CAM/CAE). – </w:t>
+      </w:r>
+      <w:proofErr w:type="spellStart"/>
+      <w:r>
+        <w:t>Спб</w:t>
+      </w:r>
+      <w:proofErr w:type="spellEnd"/>
+      <w:r>
+        <w:t>.: «Питер», 2004. – 560с.</w:t>
       </w:r>
     </w:p>
     <w:p>
@@ -6654,11 +6752,10 @@
         <w:docPartUnique/>
       </w:docPartObj>
     </w:sdtPr>
-    <w:sdtEndPr/>
     <w:sdtContent>
       <w:p>
         <w:pPr>
-          <w:pStyle w:val="Footer"/>
+          <w:pStyle w:val="a3"/>
           <w:jc w:val="center"/>
         </w:pPr>
         <w:r>
@@ -6829,7 +6926,7 @@
     <w:lvl w:ilvl="0">
       <w:start w:val="1"/>
       <w:numFmt w:val="decimal"/>
-      <w:pStyle w:val="Heading1"/>
+      <w:pStyle w:val="1"/>
       <w:lvlText w:val="%1"/>
       <w:lvlJc w:val="left"/>
       <w:pPr>
@@ -6842,7 +6939,7 @@
     <w:lvl w:ilvl="1">
       <w:start w:val="1"/>
       <w:numFmt w:val="decimal"/>
-      <w:pStyle w:val="Heading2"/>
+      <w:pStyle w:val="2"/>
       <w:lvlText w:val="%1.%2"/>
       <w:lvlJc w:val="left"/>
       <w:pPr>
@@ -6855,7 +6952,7 @@
     <w:lvl w:ilvl="2">
       <w:start w:val="1"/>
       <w:numFmt w:val="decimal"/>
-      <w:pStyle w:val="Heading3"/>
+      <w:pStyle w:val="3"/>
       <w:lvlText w:val="%1.%2.%3"/>
       <w:lvlJc w:val="left"/>
       <w:pPr>
@@ -8719,7 +8816,7 @@
     <w:lsdException w:name="Unresolved Mention" w:semiHidden="1" w:unhideWhenUsed="1"/>
     <w:lsdException w:name="Smart Link" w:semiHidden="1" w:unhideWhenUsed="1"/>
   </w:latentStyles>
-  <w:style w:type="paragraph" w:default="1" w:styleId="Normal">
+  <w:style w:type="paragraph" w:default="1" w:styleId="a">
     <w:name w:val="Normal"/>
     <w:qFormat/>
     <w:rsid w:val="00923160"/>
@@ -8737,11 +8834,11 @@
       <w14:ligatures w14:val="standardContextual"/>
     </w:rPr>
   </w:style>
-  <w:style w:type="paragraph" w:styleId="Heading1">
+  <w:style w:type="paragraph" w:styleId="1">
     <w:name w:val="heading 1"/>
-    <w:basedOn w:val="Normal"/>
-    <w:next w:val="Normal"/>
-    <w:link w:val="Heading1Char"/>
+    <w:basedOn w:val="a"/>
+    <w:next w:val="a"/>
+    <w:link w:val="10"/>
     <w:uiPriority w:val="9"/>
     <w:qFormat/>
     <w:rsid w:val="00923160"/>
@@ -8762,11 +8859,11 @@
       <w:szCs w:val="32"/>
     </w:rPr>
   </w:style>
-  <w:style w:type="paragraph" w:styleId="Heading2">
+  <w:style w:type="paragraph" w:styleId="2">
     <w:name w:val="heading 2"/>
-    <w:basedOn w:val="Normal"/>
-    <w:next w:val="Normal"/>
-    <w:link w:val="Heading2Char"/>
+    <w:basedOn w:val="a"/>
+    <w:next w:val="a"/>
+    <w:link w:val="20"/>
     <w:uiPriority w:val="9"/>
     <w:unhideWhenUsed/>
     <w:qFormat/>
@@ -8787,11 +8884,11 @@
       <w:szCs w:val="26"/>
     </w:rPr>
   </w:style>
-  <w:style w:type="paragraph" w:styleId="Heading3">
+  <w:style w:type="paragraph" w:styleId="3">
     <w:name w:val="heading 3"/>
-    <w:basedOn w:val="Normal"/>
-    <w:next w:val="Normal"/>
-    <w:link w:val="Heading3Char"/>
+    <w:basedOn w:val="a"/>
+    <w:next w:val="a"/>
+    <w:link w:val="30"/>
     <w:uiPriority w:val="9"/>
     <w:unhideWhenUsed/>
     <w:qFormat/>
@@ -8811,13 +8908,13 @@
       <w:szCs w:val="24"/>
     </w:rPr>
   </w:style>
-  <w:style w:type="character" w:default="1" w:styleId="DefaultParagraphFont">
+  <w:style w:type="character" w:default="1" w:styleId="a0">
     <w:name w:val="Default Paragraph Font"/>
     <w:uiPriority w:val="1"/>
     <w:semiHidden/>
     <w:unhideWhenUsed/>
   </w:style>
-  <w:style w:type="table" w:default="1" w:styleId="TableNormal">
+  <w:style w:type="table" w:default="1" w:styleId="a1">
     <w:name w:val="Normal Table"/>
     <w:uiPriority w:val="99"/>
     <w:semiHidden/>
@@ -8832,16 +8929,16 @@
       </w:tblCellMar>
     </w:tblPr>
   </w:style>
-  <w:style w:type="numbering" w:default="1" w:styleId="NoList">
+  <w:style w:type="numbering" w:default="1" w:styleId="a2">
     <w:name w:val="No List"/>
     <w:uiPriority w:val="99"/>
     <w:semiHidden/>
     <w:unhideWhenUsed/>
   </w:style>
-  <w:style w:type="character" w:customStyle="1" w:styleId="Heading1Char">
-    <w:name w:val="Heading 1 Char"/>
-    <w:basedOn w:val="DefaultParagraphFont"/>
-    <w:link w:val="Heading1"/>
+  <w:style w:type="character" w:customStyle="1" w:styleId="10">
+    <w:name w:val="Заголовок 1 Знак"/>
+    <w:basedOn w:val="a0"/>
+    <w:link w:val="1"/>
     <w:uiPriority w:val="9"/>
     <w:rsid w:val="00923160"/>
     <w:rPr>
@@ -8854,10 +8951,10 @@
       <w14:ligatures w14:val="standardContextual"/>
     </w:rPr>
   </w:style>
-  <w:style w:type="character" w:customStyle="1" w:styleId="Heading2Char">
-    <w:name w:val="Heading 2 Char"/>
-    <w:basedOn w:val="DefaultParagraphFont"/>
-    <w:link w:val="Heading2"/>
+  <w:style w:type="character" w:customStyle="1" w:styleId="20">
+    <w:name w:val="Заголовок 2 Знак"/>
+    <w:basedOn w:val="a0"/>
+    <w:link w:val="2"/>
     <w:uiPriority w:val="9"/>
     <w:rsid w:val="00923160"/>
     <w:rPr>
@@ -8869,10 +8966,10 @@
       <w14:ligatures w14:val="standardContextual"/>
     </w:rPr>
   </w:style>
-  <w:style w:type="character" w:customStyle="1" w:styleId="Heading3Char">
-    <w:name w:val="Heading 3 Char"/>
-    <w:basedOn w:val="DefaultParagraphFont"/>
-    <w:link w:val="Heading3"/>
+  <w:style w:type="character" w:customStyle="1" w:styleId="30">
+    <w:name w:val="Заголовок 3 Знак"/>
+    <w:basedOn w:val="a0"/>
+    <w:link w:val="3"/>
     <w:uiPriority w:val="9"/>
     <w:rsid w:val="00923160"/>
     <w:rPr>
@@ -8883,10 +8980,10 @@
       <w14:ligatures w14:val="standardContextual"/>
     </w:rPr>
   </w:style>
-  <w:style w:type="paragraph" w:styleId="Footer">
+  <w:style w:type="paragraph" w:styleId="a3">
     <w:name w:val="footer"/>
-    <w:basedOn w:val="Normal"/>
-    <w:link w:val="FooterChar"/>
+    <w:basedOn w:val="a"/>
+    <w:link w:val="a4"/>
     <w:uiPriority w:val="99"/>
     <w:unhideWhenUsed/>
     <w:rsid w:val="00923160"/>
@@ -8898,10 +8995,10 @@
       <w:spacing w:after="0" w:line="240" w:lineRule="auto"/>
     </w:pPr>
   </w:style>
-  <w:style w:type="character" w:customStyle="1" w:styleId="FooterChar">
-    <w:name w:val="Footer Char"/>
-    <w:basedOn w:val="DefaultParagraphFont"/>
-    <w:link w:val="Footer"/>
+  <w:style w:type="character" w:customStyle="1" w:styleId="a4">
+    <w:name w:val="Нижний колонтитул Знак"/>
+    <w:basedOn w:val="a0"/>
+    <w:link w:val="a3"/>
     <w:uiPriority w:val="99"/>
     <w:rsid w:val="00923160"/>
     <w:rPr>
@@ -8912,10 +9009,10 @@
       <w14:ligatures w14:val="standardContextual"/>
     </w:rPr>
   </w:style>
-  <w:style w:type="paragraph" w:styleId="TOCHeading">
+  <w:style w:type="paragraph" w:styleId="a5">
     <w:name w:val="TOC Heading"/>
-    <w:basedOn w:val="Heading1"/>
-    <w:next w:val="Normal"/>
+    <w:basedOn w:val="1"/>
+    <w:next w:val="a"/>
     <w:uiPriority w:val="39"/>
     <w:unhideWhenUsed/>
     <w:qFormat/>
@@ -8930,10 +9027,10 @@
       <w14:ligatures w14:val="none"/>
     </w:rPr>
   </w:style>
-  <w:style w:type="paragraph" w:customStyle="1" w:styleId="a">
+  <w:style w:type="paragraph" w:customStyle="1" w:styleId="a6">
     <w:name w:val="Рисунок"/>
-    <w:basedOn w:val="Normal"/>
-    <w:link w:val="a0"/>
+    <w:basedOn w:val="a"/>
+    <w:link w:val="a7"/>
     <w:qFormat/>
     <w:rsid w:val="00923160"/>
     <w:pPr>
@@ -8941,10 +9038,10 @@
       <w:jc w:val="center"/>
     </w:pPr>
   </w:style>
-  <w:style w:type="paragraph" w:styleId="TOC1">
+  <w:style w:type="paragraph" w:styleId="11">
     <w:name w:val="toc 1"/>
-    <w:basedOn w:val="Normal"/>
-    <w:next w:val="Normal"/>
+    <w:basedOn w:val="a"/>
+    <w:next w:val="a"/>
     <w:autoRedefine/>
     <w:uiPriority w:val="39"/>
     <w:unhideWhenUsed/>
@@ -8957,10 +9054,10 @@
       <w:ind w:firstLine="0"/>
     </w:pPr>
   </w:style>
-  <w:style w:type="character" w:customStyle="1" w:styleId="a0">
+  <w:style w:type="character" w:customStyle="1" w:styleId="a7">
     <w:name w:val="Рисунок Знак"/>
-    <w:basedOn w:val="DefaultParagraphFont"/>
-    <w:link w:val="a"/>
+    <w:basedOn w:val="a0"/>
+    <w:link w:val="a6"/>
     <w:rsid w:val="00923160"/>
     <w:rPr>
       <w:rFonts w:ascii="Times New Roman" w:hAnsi="Times New Roman" w:cs="Times New Roman"/>
@@ -8970,10 +9067,10 @@
       <w14:ligatures w14:val="standardContextual"/>
     </w:rPr>
   </w:style>
-  <w:style w:type="paragraph" w:styleId="TOC2">
+  <w:style w:type="paragraph" w:styleId="21">
     <w:name w:val="toc 2"/>
-    <w:basedOn w:val="Normal"/>
-    <w:next w:val="Normal"/>
+    <w:basedOn w:val="a"/>
+    <w:next w:val="a"/>
     <w:autoRedefine/>
     <w:uiPriority w:val="39"/>
     <w:unhideWhenUsed/>
@@ -8985,10 +9082,10 @@
       <w:spacing w:after="100"/>
     </w:pPr>
   </w:style>
-  <w:style w:type="paragraph" w:styleId="TOC3">
+  <w:style w:type="paragraph" w:styleId="31">
     <w:name w:val="toc 3"/>
-    <w:basedOn w:val="Normal"/>
-    <w:next w:val="Normal"/>
+    <w:basedOn w:val="a"/>
+    <w:next w:val="a"/>
     <w:autoRedefine/>
     <w:uiPriority w:val="39"/>
     <w:unhideWhenUsed/>
@@ -8998,9 +9095,9 @@
       <w:ind w:left="560"/>
     </w:pPr>
   </w:style>
-  <w:style w:type="character" w:styleId="Hyperlink">
+  <w:style w:type="character" w:styleId="a8">
     <w:name w:val="Hyperlink"/>
-    <w:basedOn w:val="DefaultParagraphFont"/>
+    <w:basedOn w:val="a0"/>
     <w:uiPriority w:val="99"/>
     <w:unhideWhenUsed/>
     <w:rsid w:val="00923160"/>
@@ -9009,9 +9106,9 @@
       <w:u w:val="single"/>
     </w:rPr>
   </w:style>
-  <w:style w:type="table" w:styleId="TableGrid">
+  <w:style w:type="table" w:styleId="a9">
     <w:name w:val="Table Grid"/>
-    <w:basedOn w:val="TableNormal"/>
+    <w:basedOn w:val="a1"/>
     <w:uiPriority w:val="39"/>
     <w:rsid w:val="00923160"/>
     <w:pPr>
@@ -9032,10 +9129,10 @@
       </w:tblBorders>
     </w:tblPr>
   </w:style>
-  <w:style w:type="paragraph" w:customStyle="1" w:styleId="a1">
+  <w:style w:type="paragraph" w:customStyle="1" w:styleId="aa">
     <w:name w:val="Таблица"/>
-    <w:basedOn w:val="Normal"/>
-    <w:link w:val="a2"/>
+    <w:basedOn w:val="a"/>
+    <w:link w:val="ab"/>
     <w:qFormat/>
     <w:rsid w:val="00923160"/>
     <w:pPr>
@@ -9044,10 +9141,10 @@
       <w:jc w:val="left"/>
     </w:pPr>
   </w:style>
-  <w:style w:type="character" w:customStyle="1" w:styleId="a2">
+  <w:style w:type="character" w:customStyle="1" w:styleId="ab">
     <w:name w:val="Таблица Знак"/>
-    <w:basedOn w:val="DefaultParagraphFont"/>
-    <w:link w:val="a1"/>
+    <w:basedOn w:val="a0"/>
+    <w:link w:val="aa"/>
     <w:rsid w:val="00923160"/>
     <w:rPr>
       <w:rFonts w:ascii="Times New Roman" w:hAnsi="Times New Roman" w:cs="Times New Roman"/>
@@ -9057,9 +9154,9 @@
       <w14:ligatures w14:val="standardContextual"/>
     </w:rPr>
   </w:style>
-  <w:style w:type="paragraph" w:styleId="ListParagraph">
+  <w:style w:type="paragraph" w:styleId="ac">
     <w:name w:val="List Paragraph"/>
-    <w:basedOn w:val="Normal"/>
+    <w:basedOn w:val="a"/>
     <w:uiPriority w:val="34"/>
     <w:qFormat/>
     <w:rsid w:val="00EB5DA0"/>
